--- a/test_output_premium.docx
+++ b/test_output_premium.docx
@@ -22,7 +22,7 @@
         <w:rPr>
           <w:sz w:val="20"/>
         </w:rPr>
-        <w:t xml:space="preserve">US | +1 (555) 123-4567 | john@email.com</w:t>
+        <w:t xml:space="preserve">San Francisco, US | +1 (555) 123-4567 | john.doe@example.com | linkedin.com/in/johndoe | github.com/johndoe | American | johndoe.com</w:t>
       </w:r>
     </w:p>
     <w:p>
@@ -226,6 +226,79 @@
       </w:r>
     </w:p>
     <w:p>
+      <w:pPr>
+        <w:pBdr>
+          <w:bottom w:val="single" w:sz="6" w:space="1" w:color="000000"/>
+        </w:pBdr>
+      </w:pPr>
+      <w:r>
+        <w:t>LEADERSHIP EXPERIENCE</w:t>
+      </w:r>
+    </w:p>
+    <w:p>
+      <w:r>
+        <w:t xml:space="preserve"/>
+      </w:r>
+    </w:p>
+    <w:p>
+      <w:r>
+        <w:rPr>
+          <w:b/>
+        </w:rPr>
+        <w:t xml:space="preserve">President</w:t>
+      </w:r>
+      <w:r>
+        <w:rPr>
+          <w:i/>
+        </w:rPr>
+        <w:t xml:space="preserve"> | Computer Science Club</w:t>
+      </w:r>
+      <w:r>
+        <w:t xml:space="preserve"> | Berkeley, CA | Aug 2017 - May 2018</w:t>
+      </w:r>
+    </w:p>
+    <w:p>
+      <w:r>
+        <w:t xml:space="preserve"/>
+      </w:r>
+    </w:p>
+    <w:p>
+      <w:pPr>
+        <w:pStyle w:val="ListBullet"/>
+      </w:pPr>
+      <w:r>
+        <w:t xml:space="preserve">Organized weekly coding workshops for 50+ students.</w:t>
+      </w:r>
+    </w:p>
+    <w:p>
+      <w:r>
+        <w:t xml:space="preserve"/>
+      </w:r>
+    </w:p>
+    <w:p>
+      <w:pPr>
+        <w:pStyle w:val="ListBullet"/>
+      </w:pPr>
+      <w:r>
+        <w:t xml:space="preserve">Hosted hackathons with industry sponsors.</w:t>
+      </w:r>
+    </w:p>
+    <w:p>
+      <w:r>
+        <w:t xml:space="preserve"/>
+      </w:r>
+    </w:p>
+    <w:p>
+      <w:r>
+        <w:t xml:space="preserve"/>
+      </w:r>
+    </w:p>
+    <w:p>
+      <w:r>
+        <w:t xml:space="preserve"/>
+      </w:r>
+    </w:p>
+    <w:p>
       <w:r>
         <w:t xml:space="preserve"/>
       </w:r>
@@ -269,15 +342,7 @@
     </w:p>
     <w:p>
       <w:r>
-        <w:t xml:space="preserve"/>
-      </w:r>
-    </w:p>
-    <w:p>
-      <w:pPr>
-        <w:pStyle w:val="ListBullet"/>
-      </w:pPr>
-      <w:r>
-        <w:t xml:space="preserve">Graduated Magna Cum Laude. Relevant coursework: Data Structures, Algorithms, Software Engineering, Database Systems.</w:t>
+        <w:t xml:space="preserve">GPA: 3.8/4.0</w:t>
       </w:r>
     </w:p>
     <w:p>
@@ -288,6 +353,149 @@
     <w:p>
       <w:r>
         <w:t xml:space="preserve"/>
+      </w:r>
+    </w:p>
+    <w:p>
+      <w:pPr>
+        <w:pStyle w:val="ListBullet"/>
+      </w:pPr>
+      <w:r>
+        <w:t xml:space="preserve">Graduated Magna Cum Laude.</w:t>
+      </w:r>
+    </w:p>
+    <w:p>
+      <w:r>
+        <w:t xml:space="preserve"/>
+      </w:r>
+    </w:p>
+    <w:p>
+      <w:r>
+        <w:t xml:space="preserve"/>
+      </w:r>
+    </w:p>
+    <w:p>
+      <w:pPr>
+        <w:pStyle w:val="ListBullet"/>
+      </w:pPr>
+      <w:r>
+        <w:t xml:space="preserve">Coursework: Data Structures</w:t>
+      </w:r>
+    </w:p>
+    <w:p>
+      <w:r>
+        <w:t xml:space="preserve"/>
+      </w:r>
+    </w:p>
+    <w:p>
+      <w:pPr>
+        <w:pStyle w:val="ListBullet"/>
+      </w:pPr>
+      <w:r>
+        <w:t xml:space="preserve">Coursework: Algorithms</w:t>
+      </w:r>
+    </w:p>
+    <w:p>
+      <w:r>
+        <w:t xml:space="preserve"/>
+      </w:r>
+    </w:p>
+    <w:p>
+      <w:pPr>
+        <w:pStyle w:val="ListBullet"/>
+      </w:pPr>
+      <w:r>
+        <w:t xml:space="preserve">Coursework: Software Engineering</w:t>
+      </w:r>
+    </w:p>
+    <w:p>
+      <w:r>
+        <w:t xml:space="preserve"/>
+      </w:r>
+    </w:p>
+    <w:p>
+      <w:pPr>
+        <w:pStyle w:val="ListBullet"/>
+      </w:pPr>
+      <w:r>
+        <w:t xml:space="preserve">Coursework: Database Systems</w:t>
+      </w:r>
+    </w:p>
+    <w:p>
+      <w:r>
+        <w:t xml:space="preserve"/>
+      </w:r>
+    </w:p>
+    <w:p>
+      <w:r>
+        <w:t xml:space="preserve"/>
+      </w:r>
+    </w:p>
+    <w:p>
+      <w:r>
+        <w:t xml:space="preserve"/>
+      </w:r>
+    </w:p>
+    <w:p>
+      <w:r>
+        <w:t xml:space="preserve"/>
+      </w:r>
+    </w:p>
+    <w:p>
+      <w:pPr>
+        <w:pBdr>
+          <w:bottom w:val="single" w:sz="6" w:space="1" w:color="000000"/>
+        </w:pBdr>
+      </w:pPr>
+      <w:r>
+        <w:t>PROJECTS</w:t>
+      </w:r>
+    </w:p>
+    <w:p>
+      <w:r>
+        <w:t xml:space="preserve"/>
+      </w:r>
+    </w:p>
+    <w:p>
+      <w:r>
+        <w:rPr>
+          <w:b/>
+        </w:rPr>
+        <w:t xml:space="preserve">E-Commerce Platform</w:t>
+      </w:r>
+      <w:r>
+        <w:rPr>
+          <w:i/>
+        </w:rPr>
+        <w:t xml:space="preserve"> | Lead Backend Developer</w:t>
+      </w:r>
+      <w:r>
+        <w:t xml:space="preserve"> | Remote | May 2020 - Jan 2021</w:t>
+      </w:r>
+    </w:p>
+    <w:p>
+      <w:r>
+        <w:t xml:space="preserve"/>
+      </w:r>
+    </w:p>
+    <w:p>
+      <w:pPr>
+        <w:pStyle w:val="ListBullet"/>
+      </w:pPr>
+      <w:r>
+        <w:t xml:space="preserve">Architected the backend using Node.js and Express.</w:t>
+      </w:r>
+    </w:p>
+    <w:p>
+      <w:r>
+        <w:t xml:space="preserve"/>
+      </w:r>
+    </w:p>
+    <w:p>
+      <w:pPr>
+        <w:pStyle w:val="ListBullet"/>
+      </w:pPr>
+      <w:r>
+        <w:t xml:space="preserve">Integrated Stripe for payments.</w:t>
       </w:r>
     </w:p>
     <w:p>
@@ -375,12 +583,28 @@
         <w:t xml:space="preserve">Languages: </w:t>
       </w:r>
       <w:r>
-        <w:t xml:space="preserve">English - expert, Spanish - intermediate</w:t>
+        <w:t xml:space="preserve">English - Expert, Spanish - Intermediate</w:t>
       </w:r>
     </w:p>
     <w:p>
       <w:r>
         <w:t xml:space="preserve"/>
+      </w:r>
+    </w:p>
+    <w:p>
+      <w:r>
+        <w:t xml:space="preserve"/>
+      </w:r>
+    </w:p>
+    <w:p>
+      <w:r>
+        <w:rPr>
+          <w:b/>
+        </w:rPr>
+        <w:t xml:space="preserve">Training &amp; Certifications: </w:t>
+      </w:r>
+      <w:r>
+        <w:t xml:space="preserve">AWS Certified Solutions Architect</w:t>
       </w:r>
     </w:p>
     <w:p>
